--- a/backend_api/templates/presentation_grain_vessel.docx
+++ b/backend_api/templates/presentation_grain_vessel.docx
@@ -11,6 +11,15 @@
           <w:szCs w:val="56"/>
         </w:rPr>
       </w:pPr>
+      <w:r>
+        <w:rPr>
+          <w:b/>
+          <w:bCs/>
+          <w:sz w:val="56"/>
+          <w:szCs w:val="56"/>
+        </w:rPr>
+        <w:t xml:space="preserve">             </w:t>
+      </w:r>
       <w:r>
         <w:rPr>
           <w:b/>
@@ -296,7 +305,36 @@
             </w14:srgbClr>
           </w14:shadow>
         </w:rPr>
-        <w:t>CERT Nº</w:t>
+        <w:t xml:space="preserve">CERT </w:t>
+      </w:r>
+      <w:proofErr w:type="gramStart"/>
+      <w:r>
+        <w:rPr>
+          <w:rFonts w:ascii="Arial" w:hAnsi="Arial" w:cs="Arial"/>
+          <w:b/>
+          <w:color w:val="0000FF"/>
+          <w:spacing w:val="22"/>
+          <w14:shadow w14:blurRad="50800" w14:dist="38100" w14:dir="2700000" w14:sx="100000" w14:sy="100000" w14:kx="0" w14:ky="0" w14:algn="tl">
+            <w14:srgbClr w14:val="000000">
+              <w14:alpha w14:val="60000"/>
+            </w14:srgbClr>
+          </w14:shadow>
+        </w:rPr>
+        <w:t>Nº</w:t>
+      </w:r>
+      <w:r>
+        <w:rPr>
+          <w:rFonts w:ascii="Arial" w:hAnsi="Arial" w:cs="Arial"/>
+          <w:b/>
+          <w:color w:val="0000FF"/>
+          <w:spacing w:val="22"/>
+          <w14:shadow w14:blurRad="50800" w14:dist="38100" w14:dir="2700000" w14:sx="100000" w14:sy="100000" w14:kx="0" w14:ky="0" w14:algn="tl">
+            <w14:srgbClr w14:val="000000">
+              <w14:alpha w14:val="60000"/>
+            </w14:srgbClr>
+          </w14:shadow>
+        </w:rPr>
+        <w:t xml:space="preserve"> </w:t>
       </w:r>
       <w:r>
         <w:rPr>
@@ -327,6 +365,7 @@
         <w:t>{</w:t>
       </w:r>
       <w:proofErr w:type="spellStart"/>
+      <w:proofErr w:type="gramEnd"/>
       <w:r>
         <w:rPr>
           <w:b/>
@@ -468,7 +507,6 @@
           <w:b/>
           <w:sz w:val="56"/>
           <w:szCs w:val="56"/>
-          <w:lang w:val="es-CR"/>
         </w:rPr>
       </w:pPr>
       <w:r>
@@ -518,7 +556,6 @@
           <w:b/>
           <w:sz w:val="56"/>
           <w:szCs w:val="56"/>
-          <w:lang w:val="es-CR"/>
         </w:rPr>
         <w:t>{</w:t>
       </w:r>
@@ -528,7 +565,6 @@
           <w:b/>
           <w:sz w:val="56"/>
           <w:szCs w:val="56"/>
-          <w:lang w:val="es-CR"/>
         </w:rPr>
         <w:t>vessel_name</w:t>
       </w:r>
@@ -538,7 +574,6 @@
           <w:b/>
           <w:sz w:val="56"/>
           <w:szCs w:val="56"/>
-          <w:lang w:val="es-CR"/>
         </w:rPr>
         <w:t>}</w:t>
       </w:r>
@@ -550,16 +585,14 @@
           <w:bCs/>
           <w:sz w:val="56"/>
           <w:szCs w:val="56"/>
-          <w:lang w:val="es-CR"/>
-        </w:rPr>
-      </w:pPr>
-      <w:r>
-        <w:rPr>
-          <w:b/>
-          <w:bCs/>
-          <w:sz w:val="56"/>
-          <w:szCs w:val="56"/>
-          <w:lang w:val="es-CR"/>
+        </w:rPr>
+      </w:pPr>
+      <w:r>
+        <w:rPr>
+          <w:b/>
+          <w:bCs/>
+          <w:sz w:val="56"/>
+          <w:szCs w:val="56"/>
         </w:rPr>
         <w:t xml:space="preserve">                 </w:t>
       </w:r>
@@ -570,7 +603,6 @@
           <w:bCs/>
           <w:sz w:val="56"/>
           <w:szCs w:val="56"/>
-          <w:lang w:val="es-CR"/>
         </w:rPr>
         <w:t>GRT:</w:t>
       </w:r>
@@ -580,9 +612,8 @@
           <w:bCs/>
           <w:sz w:val="56"/>
           <w:szCs w:val="56"/>
-          <w:lang w:val="es-CR"/>
-        </w:rPr>
-        <w:t>{</w:t>
+        </w:rPr>
+        <w:t xml:space="preserve"> {</w:t>
       </w:r>
       <w:proofErr w:type="spellStart"/>
       <w:proofErr w:type="gramEnd"/>
@@ -592,7 +623,6 @@
           <w:bCs/>
           <w:sz w:val="56"/>
           <w:szCs w:val="56"/>
-          <w:lang w:val="es-CR"/>
         </w:rPr>
         <w:t>ship_grt</w:t>
       </w:r>
@@ -603,7 +633,6 @@
           <w:bCs/>
           <w:sz w:val="56"/>
           <w:szCs w:val="56"/>
-          <w:lang w:val="es-CR"/>
         </w:rPr>
         <w:t>}</w:t>
       </w:r>
@@ -643,7 +672,7 @@
           <w:sz w:val="56"/>
           <w:szCs w:val="56"/>
         </w:rPr>
-        <w:t>{</w:t>
+        <w:t xml:space="preserve"> {</w:t>
       </w:r>
       <w:proofErr w:type="spellStart"/>
       <w:proofErr w:type="gramEnd"/>
@@ -703,16 +732,7 @@
           <w:sz w:val="56"/>
           <w:szCs w:val="56"/>
         </w:rPr>
-        <w:t xml:space="preserve"> </w:t>
-      </w:r>
-      <w:r>
-        <w:rPr>
-          <w:b/>
-          <w:bCs/>
-          <w:sz w:val="56"/>
-          <w:szCs w:val="56"/>
-        </w:rPr>
-        <w:t xml:space="preserve">  </w:t>
+        <w:t xml:space="preserve">   </w:t>
       </w:r>
       <w:r>
         <w:rPr>
@@ -761,7 +781,6 @@
           <w:bCs/>
           <w:sz w:val="28"/>
           <w:szCs w:val="28"/>
-          <w:lang w:val="es-CR"/>
         </w:rPr>
       </w:pPr>
       <w:r>
@@ -779,7 +798,6 @@
           <w:bCs/>
           <w:sz w:val="28"/>
           <w:szCs w:val="28"/>
-          <w:lang w:val="es-CR"/>
         </w:rPr>
         <w:t>PUERTO CALDERA – COSTA RICA</w:t>
       </w:r>
@@ -787,7 +805,6 @@
         <w:rPr>
           <w:sz w:val="28"/>
           <w:szCs w:val="28"/>
-          <w:lang w:val="es-CR"/>
         </w:rPr>
         <w:t xml:space="preserve">, </w:t>
       </w:r>
@@ -797,7 +814,6 @@
           <w:bCs/>
           <w:sz w:val="28"/>
           <w:szCs w:val="28"/>
-          <w:lang w:val="es-CR"/>
         </w:rPr>
         <w:t>{</w:t>
       </w:r>
@@ -808,7 +824,6 @@
           <w:bCs/>
           <w:sz w:val="28"/>
           <w:szCs w:val="28"/>
-          <w:lang w:val="es-CR"/>
         </w:rPr>
         <w:t>sampling_start_time</w:t>
       </w:r>
@@ -819,7 +834,6 @@
           <w:bCs/>
           <w:sz w:val="28"/>
           <w:szCs w:val="28"/>
-          <w:lang w:val="es-CR"/>
         </w:rPr>
         <w:t xml:space="preserve">}          </w:t>
       </w:r>
@@ -831,27 +845,24 @@
           <w:bCs/>
           <w:sz w:val="56"/>
           <w:szCs w:val="56"/>
-          <w:lang w:val="es-CR"/>
-        </w:rPr>
-      </w:pPr>
-    </w:p>
-    <w:p>
-      <w:pPr>
-        <w:rPr>
-          <w:b/>
-          <w:bCs/>
-          <w:sz w:val="56"/>
-          <w:szCs w:val="56"/>
-          <w:lang w:val="es-CR"/>
-        </w:rPr>
-      </w:pPr>
-      <w:r>
-        <w:rPr>
-          <w:b/>
-          <w:bCs/>
-          <w:sz w:val="56"/>
-          <w:szCs w:val="56"/>
-          <w:lang w:val="es-CR"/>
+        </w:rPr>
+      </w:pPr>
+    </w:p>
+    <w:p>
+      <w:pPr>
+        <w:rPr>
+          <w:b/>
+          <w:bCs/>
+          <w:sz w:val="56"/>
+          <w:szCs w:val="56"/>
+        </w:rPr>
+      </w:pPr>
+      <w:r>
+        <w:rPr>
+          <w:b/>
+          <w:bCs/>
+          <w:sz w:val="56"/>
+          <w:szCs w:val="56"/>
         </w:rPr>
         <w:t xml:space="preserve">                    </w:t>
       </w:r>
@@ -861,61 +872,54 @@
         <w:rPr>
           <w:sz w:val="56"/>
           <w:szCs w:val="56"/>
-          <w:lang w:val="es-MX"/>
-        </w:rPr>
-      </w:pPr>
-    </w:p>
-    <w:p>
-      <w:pPr>
-        <w:rPr>
-          <w:sz w:val="56"/>
-          <w:szCs w:val="56"/>
-          <w:lang w:val="es-MX"/>
-        </w:rPr>
-      </w:pPr>
-    </w:p>
-    <w:p>
-      <w:pPr>
-        <w:rPr>
-          <w:sz w:val="56"/>
-          <w:szCs w:val="56"/>
-          <w:lang w:val="es-MX"/>
-        </w:rPr>
-      </w:pPr>
-    </w:p>
-    <w:p>
-      <w:pPr>
-        <w:rPr>
-          <w:sz w:val="56"/>
-          <w:szCs w:val="56"/>
-          <w:lang w:val="es-MX"/>
-        </w:rPr>
-      </w:pPr>
-    </w:p>
-    <w:p>
-      <w:pPr>
-        <w:rPr>
-          <w:sz w:val="56"/>
-          <w:szCs w:val="56"/>
-          <w:lang w:val="es-MX"/>
-        </w:rPr>
-      </w:pPr>
-    </w:p>
-    <w:p>
-      <w:pPr>
-        <w:rPr>
-          <w:sz w:val="56"/>
-          <w:szCs w:val="56"/>
-          <w:lang w:val="es-MX"/>
-        </w:rPr>
-      </w:pPr>
-    </w:p>
-    <w:p>
-      <w:pPr>
-        <w:rPr>
-          <w:sz w:val="56"/>
-          <w:szCs w:val="56"/>
-          <w:lang w:val="es-MX"/>
+        </w:rPr>
+      </w:pPr>
+    </w:p>
+    <w:p>
+      <w:pPr>
+        <w:rPr>
+          <w:sz w:val="56"/>
+          <w:szCs w:val="56"/>
+        </w:rPr>
+      </w:pPr>
+    </w:p>
+    <w:p>
+      <w:pPr>
+        <w:rPr>
+          <w:sz w:val="56"/>
+          <w:szCs w:val="56"/>
+        </w:rPr>
+      </w:pPr>
+    </w:p>
+    <w:p>
+      <w:pPr>
+        <w:rPr>
+          <w:sz w:val="56"/>
+          <w:szCs w:val="56"/>
+        </w:rPr>
+      </w:pPr>
+    </w:p>
+    <w:p>
+      <w:pPr>
+        <w:rPr>
+          <w:sz w:val="56"/>
+          <w:szCs w:val="56"/>
+        </w:rPr>
+      </w:pPr>
+    </w:p>
+    <w:p>
+      <w:pPr>
+        <w:rPr>
+          <w:sz w:val="56"/>
+          <w:szCs w:val="56"/>
+        </w:rPr>
+      </w:pPr>
+    </w:p>
+    <w:p>
+      <w:pPr>
+        <w:rPr>
+          <w:sz w:val="56"/>
+          <w:szCs w:val="56"/>
         </w:rPr>
       </w:pPr>
     </w:p>
@@ -1162,6 +1166,50 @@
     <w:lsdException w:name="Subtitle" w:qFormat="1"/>
     <w:lsdException w:name="Strong" w:qFormat="1"/>
     <w:lsdException w:name="Emphasis" w:qFormat="1"/>
+    <w:lsdException w:name="Normal Table" w:semiHidden="1" w:unhideWhenUsed="1"/>
+    <w:lsdException w:name="Table Simple 1" w:semiHidden="1" w:unhideWhenUsed="1"/>
+    <w:lsdException w:name="Table Simple 2" w:semiHidden="1" w:unhideWhenUsed="1"/>
+    <w:lsdException w:name="Table Simple 3" w:semiHidden="1" w:unhideWhenUsed="1"/>
+    <w:lsdException w:name="Table Classic 1" w:semiHidden="1" w:unhideWhenUsed="1"/>
+    <w:lsdException w:name="Table Classic 2" w:semiHidden="1" w:unhideWhenUsed="1"/>
+    <w:lsdException w:name="Table Classic 3" w:semiHidden="1" w:unhideWhenUsed="1"/>
+    <w:lsdException w:name="Table Classic 4" w:semiHidden="1" w:unhideWhenUsed="1"/>
+    <w:lsdException w:name="Table Colorful 1" w:semiHidden="1" w:unhideWhenUsed="1"/>
+    <w:lsdException w:name="Table Colorful 2" w:semiHidden="1" w:unhideWhenUsed="1"/>
+    <w:lsdException w:name="Table Colorful 3" w:semiHidden="1" w:unhideWhenUsed="1"/>
+    <w:lsdException w:name="Table Columns 1" w:semiHidden="1" w:unhideWhenUsed="1"/>
+    <w:lsdException w:name="Table Columns 2" w:semiHidden="1" w:unhideWhenUsed="1"/>
+    <w:lsdException w:name="Table Columns 3" w:semiHidden="1" w:unhideWhenUsed="1"/>
+    <w:lsdException w:name="Table Columns 4" w:semiHidden="1" w:unhideWhenUsed="1"/>
+    <w:lsdException w:name="Table Columns 5" w:semiHidden="1" w:unhideWhenUsed="1"/>
+    <w:lsdException w:name="Table Grid 1" w:semiHidden="1" w:unhideWhenUsed="1"/>
+    <w:lsdException w:name="Table Grid 2" w:semiHidden="1" w:unhideWhenUsed="1"/>
+    <w:lsdException w:name="Table Grid 3" w:semiHidden="1" w:unhideWhenUsed="1"/>
+    <w:lsdException w:name="Table Grid 4" w:semiHidden="1" w:unhideWhenUsed="1"/>
+    <w:lsdException w:name="Table Grid 5" w:semiHidden="1" w:unhideWhenUsed="1"/>
+    <w:lsdException w:name="Table Grid 6" w:semiHidden="1" w:unhideWhenUsed="1"/>
+    <w:lsdException w:name="Table Grid 7" w:semiHidden="1" w:unhideWhenUsed="1"/>
+    <w:lsdException w:name="Table Grid 8" w:semiHidden="1" w:unhideWhenUsed="1"/>
+    <w:lsdException w:name="Table List 1" w:semiHidden="1" w:unhideWhenUsed="1"/>
+    <w:lsdException w:name="Table List 2" w:semiHidden="1" w:unhideWhenUsed="1"/>
+    <w:lsdException w:name="Table List 3" w:semiHidden="1" w:unhideWhenUsed="1"/>
+    <w:lsdException w:name="Table List 4" w:semiHidden="1" w:unhideWhenUsed="1"/>
+    <w:lsdException w:name="Table List 5" w:semiHidden="1" w:unhideWhenUsed="1"/>
+    <w:lsdException w:name="Table List 6" w:semiHidden="1" w:unhideWhenUsed="1"/>
+    <w:lsdException w:name="Table List 7" w:semiHidden="1" w:unhideWhenUsed="1"/>
+    <w:lsdException w:name="Table List 8" w:semiHidden="1" w:unhideWhenUsed="1"/>
+    <w:lsdException w:name="Table 3D effects 1" w:semiHidden="1" w:unhideWhenUsed="1"/>
+    <w:lsdException w:name="Table 3D effects 2" w:semiHidden="1" w:unhideWhenUsed="1"/>
+    <w:lsdException w:name="Table 3D effects 3" w:semiHidden="1" w:unhideWhenUsed="1"/>
+    <w:lsdException w:name="Table Contemporary" w:semiHidden="1" w:unhideWhenUsed="1"/>
+    <w:lsdException w:name="Table Elegant" w:semiHidden="1" w:unhideWhenUsed="1"/>
+    <w:lsdException w:name="Table Professional" w:semiHidden="1" w:unhideWhenUsed="1"/>
+    <w:lsdException w:name="Table Subtle 1" w:semiHidden="1" w:unhideWhenUsed="1"/>
+    <w:lsdException w:name="Table Subtle 2" w:semiHidden="1" w:unhideWhenUsed="1"/>
+    <w:lsdException w:name="Table Web 1" w:semiHidden="1" w:unhideWhenUsed="1"/>
+    <w:lsdException w:name="Table Web 2" w:semiHidden="1" w:unhideWhenUsed="1"/>
+    <w:lsdException w:name="Table Web 3" w:semiHidden="1" w:unhideWhenUsed="1"/>
+    <w:lsdException w:name="Table Theme" w:semiHidden="1" w:unhideWhenUsed="1"/>
     <w:lsdException w:name="Placeholder Text" w:semiHidden="1" w:uiPriority="99"/>
     <w:lsdException w:name="No Spacing" w:uiPriority="1" w:qFormat="1"/>
     <w:lsdException w:name="Light Shading" w:uiPriority="60"/>
@@ -1415,11 +1463,15 @@
   </w:style>
   <w:style w:type="character" w:default="1" w:styleId="DefaultParagraphFont">
     <w:name w:val="Default Paragraph Font"/>
+    <w:uiPriority w:val="1"/>
     <w:semiHidden/>
+    <w:unhideWhenUsed/>
   </w:style>
   <w:style w:type="table" w:default="1" w:styleId="TableNormal">
     <w:name w:val="Normal Table"/>
+    <w:uiPriority w:val="99"/>
     <w:semiHidden/>
+    <w:unhideWhenUsed/>
     <w:tblPr>
       <w:tblInd w:w="0" w:type="dxa"/>
       <w:tblCellMar>
@@ -1432,7 +1484,9 @@
   </w:style>
   <w:style w:type="numbering" w:default="1" w:styleId="NoList">
     <w:name w:val="No List"/>
+    <w:uiPriority w:val="99"/>
     <w:semiHidden/>
+    <w:unhideWhenUsed/>
   </w:style>
   <w:style w:type="paragraph" w:styleId="Header">
     <w:name w:val="header"/>

--- a/backend_api/templates/presentation_grain_vessel.docx
+++ b/backend_api/templates/presentation_grain_vessel.docx
@@ -264,34 +264,7 @@
           <w:sz w:val="56"/>
           <w:szCs w:val="56"/>
         </w:rPr>
-        <w:tab/>
-      </w:r>
-      <w:r>
-        <w:rPr>
-          <w:b/>
-          <w:bCs/>
-          <w:sz w:val="56"/>
-          <w:szCs w:val="56"/>
-        </w:rPr>
-        <w:tab/>
-      </w:r>
-      <w:r>
-        <w:rPr>
-          <w:b/>
-          <w:bCs/>
-          <w:sz w:val="56"/>
-          <w:szCs w:val="56"/>
-        </w:rPr>
-        <w:tab/>
-      </w:r>
-      <w:r>
-        <w:rPr>
-          <w:b/>
-          <w:bCs/>
-          <w:sz w:val="56"/>
-          <w:szCs w:val="56"/>
-        </w:rPr>
-        <w:tab/>
+        <w:t xml:space="preserve">       </w:t>
       </w:r>
       <w:r>
         <w:rPr>
@@ -299,58 +272,45 @@
           <w:b/>
           <w:color w:val="0000FF"/>
           <w:spacing w:val="22"/>
+          <w:sz w:val="32"/>
+          <w:szCs w:val="32"/>
           <w14:shadow w14:blurRad="50800" w14:dist="38100" w14:dir="2700000" w14:sx="100000" w14:sy="100000" w14:kx="0" w14:ky="0" w14:algn="tl">
             <w14:srgbClr w14:val="000000">
               <w14:alpha w14:val="60000"/>
             </w14:srgbClr>
           </w14:shadow>
         </w:rPr>
-        <w:t xml:space="preserve">CERT </w:t>
-      </w:r>
-      <w:proofErr w:type="gramStart"/>
+        <w:t>CERT Nº</w:t>
+      </w:r>
       <w:r>
         <w:rPr>
           <w:rFonts w:ascii="Arial" w:hAnsi="Arial" w:cs="Arial"/>
-          <w:b/>
-          <w:color w:val="0000FF"/>
+          <w:color w:val="000000"/>
           <w:spacing w:val="22"/>
+          <w:sz w:val="32"/>
+          <w:szCs w:val="32"/>
           <w14:shadow w14:blurRad="50800" w14:dist="38100" w14:dir="2700000" w14:sx="100000" w14:sy="100000" w14:kx="0" w14:ky="0" w14:algn="tl">
             <w14:srgbClr w14:val="000000">
               <w14:alpha w14:val="60000"/>
             </w14:srgbClr>
           </w14:shadow>
         </w:rPr>
-        <w:t>Nº</w:t>
+        <w:t xml:space="preserve"> </w:t>
       </w:r>
       <w:r>
         <w:rPr>
           <w:rFonts w:ascii="Arial" w:hAnsi="Arial" w:cs="Arial"/>
           <w:b/>
-          <w:color w:val="0000FF"/>
-          <w:spacing w:val="22"/>
-          <w14:shadow w14:blurRad="50800" w14:dist="38100" w14:dir="2700000" w14:sx="100000" w14:sy="100000" w14:kx="0" w14:ky="0" w14:algn="tl">
-            <w14:srgbClr w14:val="000000">
-              <w14:alpha w14:val="60000"/>
-            </w14:srgbClr>
-          </w14:shadow>
-        </w:rPr>
-        <w:t xml:space="preserve"> </w:t>
-      </w:r>
-      <w:r>
-        <w:rPr>
-          <w:rFonts w:ascii="Arial" w:hAnsi="Arial" w:cs="Arial"/>
-          <w:b/>
-          <w:color w:val="0000FF"/>
-          <w:spacing w:val="22"/>
-          <w14:shadow w14:blurRad="50800" w14:dist="38100" w14:dir="2700000" w14:sx="100000" w14:sy="100000" w14:kx="0" w14:ky="0" w14:algn="tl">
-            <w14:srgbClr w14:val="000000">
-              <w14:alpha w14:val="60000"/>
-            </w14:srgbClr>
-          </w14:shadow>
-        </w:rPr>
-        <w:t xml:space="preserve"> </w:t>
-      </w:r>
-      <w:r>
+          <w:bCs/>
+          <w:color w:val="000000" w:themeColor="text1"/>
+          <w:sz w:val="32"/>
+          <w:szCs w:val="32"/>
+        </w:rPr>
+        <w:t>{{CERT_NO}}</w:t>
+      </w:r>
+    </w:p>
+    <w:p>
+      <w:pPr>
         <w:rPr>
           <w:b/>
           <w:color w:val="000000"/>
@@ -362,11 +322,10 @@
             </w14:srgbClr>
           </w14:shadow>
         </w:rPr>
-        <w:t>{</w:t>
-      </w:r>
-      <w:proofErr w:type="spellStart"/>
-      <w:proofErr w:type="gramEnd"/>
-      <w:r>
+      </w:pPr>
+    </w:p>
+    <w:p>
+      <w:pPr>
         <w:rPr>
           <w:b/>
           <w:color w:val="000000"/>
@@ -378,10 +337,10 @@
             </w14:srgbClr>
           </w14:shadow>
         </w:rPr>
-        <w:t>cert_no</w:t>
-      </w:r>
-      <w:proofErr w:type="spellEnd"/>
-      <w:r>
+      </w:pPr>
+    </w:p>
+    <w:p>
+      <w:pPr>
         <w:rPr>
           <w:b/>
           <w:color w:val="000000"/>
@@ -393,8 +352,7 @@
             </w14:srgbClr>
           </w14:shadow>
         </w:rPr>
-        <w:t>}</w:t>
-      </w:r>
+      </w:pPr>
     </w:p>
     <w:p>
       <w:pPr>
@@ -460,6 +418,13 @@
       <w:pPr>
         <w:rPr>
           <w:b/>
+          <w:sz w:val="56"/>
+          <w:szCs w:val="56"/>
+        </w:rPr>
+      </w:pPr>
+      <w:r>
+        <w:rPr>
+          <w:b/>
           <w:color w:val="000000"/>
           <w:spacing w:val="22"/>
           <w:sz w:val="20"/>
@@ -469,10 +434,9 @@
             </w14:srgbClr>
           </w14:shadow>
         </w:rPr>
-      </w:pPr>
-    </w:p>
-    <w:p>
-      <w:pPr>
+        <w:tab/>
+      </w:r>
+      <w:r>
         <w:rPr>
           <w:b/>
           <w:color w:val="000000"/>
@@ -484,10 +448,9 @@
             </w14:srgbClr>
           </w14:shadow>
         </w:rPr>
-      </w:pPr>
-    </w:p>
-    <w:p>
-      <w:pPr>
+        <w:tab/>
+      </w:r>
+      <w:r>
         <w:rPr>
           <w:b/>
           <w:color w:val="000000"/>
@@ -499,83 +462,15 @@
             </w14:srgbClr>
           </w14:shadow>
         </w:rPr>
-      </w:pPr>
-    </w:p>
-    <w:p>
-      <w:pPr>
-        <w:rPr>
-          <w:b/>
-          <w:sz w:val="56"/>
-          <w:szCs w:val="56"/>
-        </w:rPr>
-      </w:pPr>
-      <w:r>
-        <w:rPr>
-          <w:b/>
-          <w:color w:val="000000"/>
-          <w:spacing w:val="22"/>
-          <w:sz w:val="20"/>
-          <w14:shadow w14:blurRad="50800" w14:dist="38100" w14:dir="2700000" w14:sx="100000" w14:sy="100000" w14:kx="0" w14:ky="0" w14:algn="tl">
-            <w14:srgbClr w14:val="000000">
-              <w14:alpha w14:val="60000"/>
-            </w14:srgbClr>
-          </w14:shadow>
-        </w:rPr>
         <w:tab/>
       </w:r>
       <w:r>
         <w:rPr>
           <w:b/>
-          <w:color w:val="000000"/>
-          <w:spacing w:val="22"/>
-          <w:sz w:val="20"/>
-          <w14:shadow w14:blurRad="50800" w14:dist="38100" w14:dir="2700000" w14:sx="100000" w14:sy="100000" w14:kx="0" w14:ky="0" w14:algn="tl">
-            <w14:srgbClr w14:val="000000">
-              <w14:alpha w14:val="60000"/>
-            </w14:srgbClr>
-          </w14:shadow>
-        </w:rPr>
-        <w:tab/>
-      </w:r>
-      <w:r>
-        <w:rPr>
-          <w:b/>
-          <w:color w:val="000000"/>
-          <w:spacing w:val="22"/>
-          <w:sz w:val="20"/>
-          <w14:shadow w14:blurRad="50800" w14:dist="38100" w14:dir="2700000" w14:sx="100000" w14:sy="100000" w14:kx="0" w14:ky="0" w14:algn="tl">
-            <w14:srgbClr w14:val="000000">
-              <w14:alpha w14:val="60000"/>
-            </w14:srgbClr>
-          </w14:shadow>
-        </w:rPr>
-        <w:tab/>
-      </w:r>
-      <w:r>
-        <w:rPr>
-          <w:b/>
-          <w:sz w:val="56"/>
-          <w:szCs w:val="56"/>
-        </w:rPr>
-        <w:t>{</w:t>
-      </w:r>
-      <w:proofErr w:type="spellStart"/>
-      <w:r>
-        <w:rPr>
-          <w:b/>
-          <w:sz w:val="56"/>
-          <w:szCs w:val="56"/>
-        </w:rPr>
-        <w:t>vessel_name</w:t>
-      </w:r>
-      <w:proofErr w:type="spellEnd"/>
-      <w:r>
-        <w:rPr>
-          <w:b/>
-          <w:sz w:val="56"/>
-          <w:szCs w:val="56"/>
-        </w:rPr>
-        <w:t>}</w:t>
+          <w:sz w:val="56"/>
+          <w:szCs w:val="56"/>
+        </w:rPr>
+        <w:t>{vessel_name}</w:t>
       </w:r>
     </w:p>
     <w:p>
@@ -596,7 +491,6 @@
         </w:rPr>
         <w:t xml:space="preserve">                 </w:t>
       </w:r>
-      <w:proofErr w:type="gramStart"/>
       <w:r>
         <w:rPr>
           <w:b/>
@@ -613,28 +507,7 @@
           <w:sz w:val="56"/>
           <w:szCs w:val="56"/>
         </w:rPr>
-        <w:t xml:space="preserve"> {</w:t>
-      </w:r>
-      <w:proofErr w:type="spellStart"/>
-      <w:proofErr w:type="gramEnd"/>
-      <w:r>
-        <w:rPr>
-          <w:b/>
-          <w:bCs/>
-          <w:sz w:val="56"/>
-          <w:szCs w:val="56"/>
-        </w:rPr>
-        <w:t>ship_grt</w:t>
-      </w:r>
-      <w:proofErr w:type="spellEnd"/>
-      <w:r>
-        <w:rPr>
-          <w:b/>
-          <w:bCs/>
-          <w:sz w:val="56"/>
-          <w:szCs w:val="56"/>
-        </w:rPr>
-        <w:t>}</w:t>
+        <w:t xml:space="preserve"> {ship_grt}</w:t>
       </w:r>
     </w:p>
     <w:p>
@@ -655,7 +528,6 @@
         </w:rPr>
         <w:t xml:space="preserve">                 </w:t>
       </w:r>
-      <w:proofErr w:type="gramStart"/>
       <w:r>
         <w:rPr>
           <w:b/>
@@ -672,28 +544,7 @@
           <w:sz w:val="56"/>
           <w:szCs w:val="56"/>
         </w:rPr>
-        <w:t xml:space="preserve"> {</w:t>
-      </w:r>
-      <w:proofErr w:type="spellStart"/>
-      <w:proofErr w:type="gramEnd"/>
-      <w:r>
-        <w:rPr>
-          <w:b/>
-          <w:bCs/>
-          <w:sz w:val="56"/>
-          <w:szCs w:val="56"/>
-        </w:rPr>
-        <w:t>ship_nrt</w:t>
-      </w:r>
-      <w:proofErr w:type="spellEnd"/>
-      <w:r>
-        <w:rPr>
-          <w:b/>
-          <w:bCs/>
-          <w:sz w:val="56"/>
-          <w:szCs w:val="56"/>
-        </w:rPr>
-        <w:t>}</w:t>
+        <w:t xml:space="preserve"> {ship_nrt}</w:t>
       </w:r>
     </w:p>
     <w:p>
@@ -741,27 +592,7 @@
           <w:sz w:val="56"/>
           <w:szCs w:val="56"/>
         </w:rPr>
-        <w:t>{</w:t>
-      </w:r>
-      <w:proofErr w:type="spellStart"/>
-      <w:r>
-        <w:rPr>
-          <w:b/>
-          <w:bCs/>
-          <w:sz w:val="56"/>
-          <w:szCs w:val="56"/>
-        </w:rPr>
-        <w:t>requested_by</w:t>
-      </w:r>
-      <w:proofErr w:type="spellEnd"/>
-      <w:r>
-        <w:rPr>
-          <w:b/>
-          <w:bCs/>
-          <w:sz w:val="56"/>
-          <w:szCs w:val="56"/>
-        </w:rPr>
-        <w:t>}</w:t>
+        <w:t>{requested_by}</w:t>
       </w:r>
     </w:p>
     <w:p>
@@ -815,27 +646,7 @@
           <w:sz w:val="28"/>
           <w:szCs w:val="28"/>
         </w:rPr>
-        <w:t>{</w:t>
-      </w:r>
-      <w:proofErr w:type="spellStart"/>
-      <w:r>
-        <w:rPr>
-          <w:b/>
-          <w:bCs/>
-          <w:sz w:val="28"/>
-          <w:szCs w:val="28"/>
-        </w:rPr>
-        <w:t>sampling_start_time</w:t>
-      </w:r>
-      <w:proofErr w:type="spellEnd"/>
-      <w:r>
-        <w:rPr>
-          <w:b/>
-          <w:bCs/>
-          <w:sz w:val="28"/>
-          <w:szCs w:val="28"/>
-        </w:rPr>
-        <w:t xml:space="preserve">}          </w:t>
+        <w:t xml:space="preserve">{sampling_start_time}          </w:t>
       </w:r>
     </w:p>
     <w:p>

--- a/backend_api/templates/presentation_grain_vessel.docx
+++ b/backend_api/templates/presentation_grain_vessel.docx
@@ -306,7 +306,7 @@
           <w:sz w:val="32"/>
           <w:szCs w:val="32"/>
         </w:rPr>
-        <w:t>{{CERT_NO}}</w:t>
+        <w:t>{CERT_NO}</w:t>
       </w:r>
     </w:p>
     <w:p>
@@ -612,6 +612,7 @@
           <w:bCs/>
           <w:sz w:val="28"/>
           <w:szCs w:val="28"/>
+          <w:lang w:val="es-MX"/>
         </w:rPr>
       </w:pPr>
       <w:r>
@@ -629,6 +630,7 @@
           <w:bCs/>
           <w:sz w:val="28"/>
           <w:szCs w:val="28"/>
+          <w:lang w:val="es-MX"/>
         </w:rPr>
         <w:t>PUERTO CALDERA – COSTA RICA</w:t>
       </w:r>
@@ -636,6 +638,7 @@
         <w:rPr>
           <w:sz w:val="28"/>
           <w:szCs w:val="28"/>
+          <w:lang w:val="es-MX"/>
         </w:rPr>
         <w:t xml:space="preserve">, </w:t>
       </w:r>
@@ -645,6 +648,7 @@
           <w:bCs/>
           <w:sz w:val="28"/>
           <w:szCs w:val="28"/>
+          <w:lang w:val="es-MX"/>
         </w:rPr>
         <w:t xml:space="preserve">{sampling_start_time}          </w:t>
       </w:r>
@@ -656,24 +660,27 @@
           <w:bCs/>
           <w:sz w:val="56"/>
           <w:szCs w:val="56"/>
-        </w:rPr>
-      </w:pPr>
-    </w:p>
-    <w:p>
-      <w:pPr>
-        <w:rPr>
-          <w:b/>
-          <w:bCs/>
-          <w:sz w:val="56"/>
-          <w:szCs w:val="56"/>
-        </w:rPr>
-      </w:pPr>
-      <w:r>
-        <w:rPr>
-          <w:b/>
-          <w:bCs/>
-          <w:sz w:val="56"/>
-          <w:szCs w:val="56"/>
+          <w:lang w:val="es-MX"/>
+        </w:rPr>
+      </w:pPr>
+    </w:p>
+    <w:p>
+      <w:pPr>
+        <w:rPr>
+          <w:b/>
+          <w:bCs/>
+          <w:sz w:val="56"/>
+          <w:szCs w:val="56"/>
+          <w:lang w:val="es-MX"/>
+        </w:rPr>
+      </w:pPr>
+      <w:r>
+        <w:rPr>
+          <w:b/>
+          <w:bCs/>
+          <w:sz w:val="56"/>
+          <w:szCs w:val="56"/>
+          <w:lang w:val="es-MX"/>
         </w:rPr>
         <w:t xml:space="preserve">                    </w:t>
       </w:r>
@@ -683,54 +690,61 @@
         <w:rPr>
           <w:sz w:val="56"/>
           <w:szCs w:val="56"/>
-        </w:rPr>
-      </w:pPr>
-    </w:p>
-    <w:p>
-      <w:pPr>
-        <w:rPr>
-          <w:sz w:val="56"/>
-          <w:szCs w:val="56"/>
-        </w:rPr>
-      </w:pPr>
-    </w:p>
-    <w:p>
-      <w:pPr>
-        <w:rPr>
-          <w:sz w:val="56"/>
-          <w:szCs w:val="56"/>
-        </w:rPr>
-      </w:pPr>
-    </w:p>
-    <w:p>
-      <w:pPr>
-        <w:rPr>
-          <w:sz w:val="56"/>
-          <w:szCs w:val="56"/>
-        </w:rPr>
-      </w:pPr>
-    </w:p>
-    <w:p>
-      <w:pPr>
-        <w:rPr>
-          <w:sz w:val="56"/>
-          <w:szCs w:val="56"/>
-        </w:rPr>
-      </w:pPr>
-    </w:p>
-    <w:p>
-      <w:pPr>
-        <w:rPr>
-          <w:sz w:val="56"/>
-          <w:szCs w:val="56"/>
-        </w:rPr>
-      </w:pPr>
-    </w:p>
-    <w:p>
-      <w:pPr>
-        <w:rPr>
-          <w:sz w:val="56"/>
-          <w:szCs w:val="56"/>
+          <w:lang w:val="es-MX"/>
+        </w:rPr>
+      </w:pPr>
+    </w:p>
+    <w:p>
+      <w:pPr>
+        <w:rPr>
+          <w:sz w:val="56"/>
+          <w:szCs w:val="56"/>
+          <w:lang w:val="es-MX"/>
+        </w:rPr>
+      </w:pPr>
+    </w:p>
+    <w:p>
+      <w:pPr>
+        <w:rPr>
+          <w:sz w:val="56"/>
+          <w:szCs w:val="56"/>
+          <w:lang w:val="es-MX"/>
+        </w:rPr>
+      </w:pPr>
+    </w:p>
+    <w:p>
+      <w:pPr>
+        <w:rPr>
+          <w:sz w:val="56"/>
+          <w:szCs w:val="56"/>
+          <w:lang w:val="es-MX"/>
+        </w:rPr>
+      </w:pPr>
+    </w:p>
+    <w:p>
+      <w:pPr>
+        <w:rPr>
+          <w:sz w:val="56"/>
+          <w:szCs w:val="56"/>
+          <w:lang w:val="es-MX"/>
+        </w:rPr>
+      </w:pPr>
+    </w:p>
+    <w:p>
+      <w:pPr>
+        <w:rPr>
+          <w:sz w:val="56"/>
+          <w:szCs w:val="56"/>
+          <w:lang w:val="es-MX"/>
+        </w:rPr>
+      </w:pPr>
+    </w:p>
+    <w:p>
+      <w:pPr>
+        <w:rPr>
+          <w:sz w:val="56"/>
+          <w:szCs w:val="56"/>
+          <w:lang w:val="es-MX"/>
         </w:rPr>
       </w:pPr>
     </w:p>

--- a/backend_api/templates/presentation_grain_vessel.docx
+++ b/backend_api/templates/presentation_grain_vessel.docx
@@ -306,7 +306,31 @@
           <w:sz w:val="32"/>
           <w:szCs w:val="32"/>
         </w:rPr>
-        <w:t>{CERT_NO}</w:t>
+        <w:t>{</w:t>
+      </w:r>
+      <w:proofErr w:type="spellStart"/>
+      <w:r>
+        <w:rPr>
+          <w:rFonts w:ascii="Arial" w:hAnsi="Arial" w:cs="Arial"/>
+          <w:b/>
+          <w:bCs/>
+          <w:color w:val="000000" w:themeColor="text1"/>
+          <w:sz w:val="32"/>
+          <w:szCs w:val="32"/>
+        </w:rPr>
+        <w:t>cert_no</w:t>
+      </w:r>
+      <w:proofErr w:type="spellEnd"/>
+      <w:r>
+        <w:rPr>
+          <w:rFonts w:ascii="Arial" w:hAnsi="Arial" w:cs="Arial"/>
+          <w:b/>
+          <w:bCs/>
+          <w:color w:val="000000" w:themeColor="text1"/>
+          <w:sz w:val="32"/>
+          <w:szCs w:val="32"/>
+        </w:rPr>
+        <w:t>}</w:t>
       </w:r>
     </w:p>
     <w:p>
@@ -470,7 +494,25 @@
           <w:sz w:val="56"/>
           <w:szCs w:val="56"/>
         </w:rPr>
-        <w:t>{vessel_name}</w:t>
+        <w:t>{</w:t>
+      </w:r>
+      <w:proofErr w:type="spellStart"/>
+      <w:r>
+        <w:rPr>
+          <w:b/>
+          <w:sz w:val="56"/>
+          <w:szCs w:val="56"/>
+        </w:rPr>
+        <w:t>vessel_name</w:t>
+      </w:r>
+      <w:proofErr w:type="spellEnd"/>
+      <w:r>
+        <w:rPr>
+          <w:b/>
+          <w:sz w:val="56"/>
+          <w:szCs w:val="56"/>
+        </w:rPr>
+        <w:t>}</w:t>
       </w:r>
     </w:p>
     <w:p>
@@ -491,6 +533,7 @@
         </w:rPr>
         <w:t xml:space="preserve">                 </w:t>
       </w:r>
+      <w:proofErr w:type="gramStart"/>
       <w:r>
         <w:rPr>
           <w:b/>
@@ -507,7 +550,28 @@
           <w:sz w:val="56"/>
           <w:szCs w:val="56"/>
         </w:rPr>
-        <w:t xml:space="preserve"> {ship_grt}</w:t>
+        <w:t xml:space="preserve"> {</w:t>
+      </w:r>
+      <w:proofErr w:type="spellStart"/>
+      <w:proofErr w:type="gramEnd"/>
+      <w:r>
+        <w:rPr>
+          <w:b/>
+          <w:bCs/>
+          <w:sz w:val="56"/>
+          <w:szCs w:val="56"/>
+        </w:rPr>
+        <w:t>ship_grt</w:t>
+      </w:r>
+      <w:proofErr w:type="spellEnd"/>
+      <w:r>
+        <w:rPr>
+          <w:b/>
+          <w:bCs/>
+          <w:sz w:val="56"/>
+          <w:szCs w:val="56"/>
+        </w:rPr>
+        <w:t>}</w:t>
       </w:r>
     </w:p>
     <w:p>
@@ -528,6 +592,7 @@
         </w:rPr>
         <w:t xml:space="preserve">                 </w:t>
       </w:r>
+      <w:proofErr w:type="gramStart"/>
       <w:r>
         <w:rPr>
           <w:b/>
@@ -544,7 +609,28 @@
           <w:sz w:val="56"/>
           <w:szCs w:val="56"/>
         </w:rPr>
-        <w:t xml:space="preserve"> {ship_nrt}</w:t>
+        <w:t xml:space="preserve"> {</w:t>
+      </w:r>
+      <w:proofErr w:type="spellStart"/>
+      <w:proofErr w:type="gramEnd"/>
+      <w:r>
+        <w:rPr>
+          <w:b/>
+          <w:bCs/>
+          <w:sz w:val="56"/>
+          <w:szCs w:val="56"/>
+        </w:rPr>
+        <w:t>ship_nrt</w:t>
+      </w:r>
+      <w:proofErr w:type="spellEnd"/>
+      <w:r>
+        <w:rPr>
+          <w:b/>
+          <w:bCs/>
+          <w:sz w:val="56"/>
+          <w:szCs w:val="56"/>
+        </w:rPr>
+        <w:t>}</w:t>
       </w:r>
     </w:p>
     <w:p>
@@ -592,7 +678,27 @@
           <w:sz w:val="56"/>
           <w:szCs w:val="56"/>
         </w:rPr>
-        <w:t>{requested_by}</w:t>
+        <w:t>{</w:t>
+      </w:r>
+      <w:proofErr w:type="spellStart"/>
+      <w:r>
+        <w:rPr>
+          <w:b/>
+          <w:bCs/>
+          <w:sz w:val="56"/>
+          <w:szCs w:val="56"/>
+        </w:rPr>
+        <w:t>requested_by</w:t>
+      </w:r>
+      <w:proofErr w:type="spellEnd"/>
+      <w:r>
+        <w:rPr>
+          <w:b/>
+          <w:bCs/>
+          <w:sz w:val="56"/>
+          <w:szCs w:val="56"/>
+        </w:rPr>
+        <w:t>}</w:t>
       </w:r>
     </w:p>
     <w:p>
@@ -650,7 +756,29 @@
           <w:szCs w:val="28"/>
           <w:lang w:val="es-MX"/>
         </w:rPr>
-        <w:t xml:space="preserve">{sampling_start_time}          </w:t>
+        <w:t>{</w:t>
+      </w:r>
+      <w:proofErr w:type="spellStart"/>
+      <w:r>
+        <w:rPr>
+          <w:b/>
+          <w:bCs/>
+          <w:sz w:val="28"/>
+          <w:szCs w:val="28"/>
+          <w:lang w:val="es-MX"/>
+        </w:rPr>
+        <w:t>sampling_start_time</w:t>
+      </w:r>
+      <w:proofErr w:type="spellEnd"/>
+      <w:r>
+        <w:rPr>
+          <w:b/>
+          <w:bCs/>
+          <w:sz w:val="28"/>
+          <w:szCs w:val="28"/>
+          <w:lang w:val="es-MX"/>
+        </w:rPr>
+        <w:t xml:space="preserve">}          </w:t>
       </w:r>
     </w:p>
     <w:p>

--- a/backend_api/templates/presentation_grain_vessel.docx
+++ b/backend_api/templates/presentation_grain_vessel.docx
@@ -27,7 +27,25 @@
           <w:sz w:val="56"/>
           <w:szCs w:val="56"/>
         </w:rPr>
-        <w:t xml:space="preserve">SUPERVISION CAMIONES </w:t>
+        <w:t xml:space="preserve">SUPERVISION </w:t>
+      </w:r>
+      <w:r>
+        <w:rPr>
+          <w:b/>
+          <w:bCs/>
+          <w:sz w:val="56"/>
+          <w:szCs w:val="56"/>
+        </w:rPr>
+        <w:t>MUESTREO</w:t>
+      </w:r>
+      <w:r>
+        <w:rPr>
+          <w:b/>
+          <w:bCs/>
+          <w:sz w:val="56"/>
+          <w:szCs w:val="56"/>
+        </w:rPr>
+        <w:t xml:space="preserve"> </w:t>
       </w:r>
     </w:p>
     <w:p>
@@ -308,7 +326,6 @@
         </w:rPr>
         <w:t>{</w:t>
       </w:r>
-      <w:proofErr w:type="spellStart"/>
       <w:r>
         <w:rPr>
           <w:rFonts w:ascii="Arial" w:hAnsi="Arial" w:cs="Arial"/>
@@ -320,7 +337,6 @@
         </w:rPr>
         <w:t>cert_no</w:t>
       </w:r>
-      <w:proofErr w:type="spellEnd"/>
       <w:r>
         <w:rPr>
           <w:rFonts w:ascii="Arial" w:hAnsi="Arial" w:cs="Arial"/>
@@ -494,25 +510,7 @@
           <w:sz w:val="56"/>
           <w:szCs w:val="56"/>
         </w:rPr>
-        <w:t>{</w:t>
-      </w:r>
-      <w:proofErr w:type="spellStart"/>
-      <w:r>
-        <w:rPr>
-          <w:b/>
-          <w:sz w:val="56"/>
-          <w:szCs w:val="56"/>
-        </w:rPr>
-        <w:t>vessel_name</w:t>
-      </w:r>
-      <w:proofErr w:type="spellEnd"/>
-      <w:r>
-        <w:rPr>
-          <w:b/>
-          <w:sz w:val="56"/>
-          <w:szCs w:val="56"/>
-        </w:rPr>
-        <w:t>}</w:t>
+        <w:t>{vessel_name}</w:t>
       </w:r>
     </w:p>
     <w:p>
@@ -552,7 +550,6 @@
         </w:rPr>
         <w:t xml:space="preserve"> {</w:t>
       </w:r>
-      <w:proofErr w:type="spellStart"/>
       <w:proofErr w:type="gramEnd"/>
       <w:r>
         <w:rPr>
@@ -561,17 +558,7 @@
           <w:sz w:val="56"/>
           <w:szCs w:val="56"/>
         </w:rPr>
-        <w:t>ship_grt</w:t>
-      </w:r>
-      <w:proofErr w:type="spellEnd"/>
-      <w:r>
-        <w:rPr>
-          <w:b/>
-          <w:bCs/>
-          <w:sz w:val="56"/>
-          <w:szCs w:val="56"/>
-        </w:rPr>
-        <w:t>}</w:t>
+        <w:t>ship_grt}</w:t>
       </w:r>
     </w:p>
     <w:p>
@@ -611,7 +598,6 @@
         </w:rPr>
         <w:t xml:space="preserve"> {</w:t>
       </w:r>
-      <w:proofErr w:type="spellStart"/>
       <w:proofErr w:type="gramEnd"/>
       <w:r>
         <w:rPr>
@@ -620,17 +606,7 @@
           <w:sz w:val="56"/>
           <w:szCs w:val="56"/>
         </w:rPr>
-        <w:t>ship_nrt</w:t>
-      </w:r>
-      <w:proofErr w:type="spellEnd"/>
-      <w:r>
-        <w:rPr>
-          <w:b/>
-          <w:bCs/>
-          <w:sz w:val="56"/>
-          <w:szCs w:val="56"/>
-        </w:rPr>
-        <w:t>}</w:t>
+        <w:t>ship_nrt}</w:t>
       </w:r>
     </w:p>
     <w:p>
@@ -678,27 +654,7 @@
           <w:sz w:val="56"/>
           <w:szCs w:val="56"/>
         </w:rPr>
-        <w:t>{</w:t>
-      </w:r>
-      <w:proofErr w:type="spellStart"/>
-      <w:r>
-        <w:rPr>
-          <w:b/>
-          <w:bCs/>
-          <w:sz w:val="56"/>
-          <w:szCs w:val="56"/>
-        </w:rPr>
-        <w:t>requested_by</w:t>
-      </w:r>
-      <w:proofErr w:type="spellEnd"/>
-      <w:r>
-        <w:rPr>
-          <w:b/>
-          <w:bCs/>
-          <w:sz w:val="56"/>
-          <w:szCs w:val="56"/>
-        </w:rPr>
-        <w:t>}</w:t>
+        <w:t>{requested_by}</w:t>
       </w:r>
     </w:p>
     <w:p>
@@ -756,29 +712,7 @@
           <w:szCs w:val="28"/>
           <w:lang w:val="es-MX"/>
         </w:rPr>
-        <w:t>{</w:t>
-      </w:r>
-      <w:proofErr w:type="spellStart"/>
-      <w:r>
-        <w:rPr>
-          <w:b/>
-          <w:bCs/>
-          <w:sz w:val="28"/>
-          <w:szCs w:val="28"/>
-          <w:lang w:val="es-MX"/>
-        </w:rPr>
-        <w:t>sampling_start_time</w:t>
-      </w:r>
-      <w:proofErr w:type="spellEnd"/>
-      <w:r>
-        <w:rPr>
-          <w:b/>
-          <w:bCs/>
-          <w:sz w:val="28"/>
-          <w:szCs w:val="28"/>
-          <w:lang w:val="es-MX"/>
-        </w:rPr>
-        <w:t xml:space="preserve">}          </w:t>
+        <w:t xml:space="preserve">{sampling_start_time}          </w:t>
       </w:r>
     </w:p>
     <w:p>

--- a/backend_api/templates/presentation_grain_vessel.docx
+++ b/backend_api/templates/presentation_grain_vessel.docx
@@ -61,6 +61,7 @@
             </w14:srgbClr>
           </w14:shadow>
         </w:rPr>
+        <w:jc w:val="center"/>
       </w:pPr>
       <w:r>
         <w:rPr>
@@ -461,49 +462,8 @@
           <w:sz w:val="56"/>
           <w:szCs w:val="56"/>
         </w:rPr>
-      </w:pPr>
-      <w:r>
-        <w:rPr>
-          <w:b/>
-          <w:color w:val="000000"/>
-          <w:spacing w:val="22"/>
-          <w:sz w:val="20"/>
-          <w14:shadow w14:blurRad="50800" w14:dist="38100" w14:dir="2700000" w14:sx="100000" w14:sy="100000" w14:kx="0" w14:ky="0" w14:algn="tl">
-            <w14:srgbClr w14:val="000000">
-              <w14:alpha w14:val="60000"/>
-            </w14:srgbClr>
-          </w14:shadow>
-        </w:rPr>
-        <w:tab/>
-      </w:r>
-      <w:r>
-        <w:rPr>
-          <w:b/>
-          <w:color w:val="000000"/>
-          <w:spacing w:val="22"/>
-          <w:sz w:val="20"/>
-          <w14:shadow w14:blurRad="50800" w14:dist="38100" w14:dir="2700000" w14:sx="100000" w14:sy="100000" w14:kx="0" w14:ky="0" w14:algn="tl">
-            <w14:srgbClr w14:val="000000">
-              <w14:alpha w14:val="60000"/>
-            </w14:srgbClr>
-          </w14:shadow>
-        </w:rPr>
-        <w:tab/>
-      </w:r>
-      <w:r>
-        <w:rPr>
-          <w:b/>
-          <w:color w:val="000000"/>
-          <w:spacing w:val="22"/>
-          <w:sz w:val="20"/>
-          <w14:shadow w14:blurRad="50800" w14:dist="38100" w14:dir="2700000" w14:sx="100000" w14:sy="100000" w14:kx="0" w14:ky="0" w14:algn="tl">
-            <w14:srgbClr w14:val="000000">
-              <w14:alpha w14:val="60000"/>
-            </w14:srgbClr>
-          </w14:shadow>
-        </w:rPr>
-        <w:tab/>
-      </w:r>
+        <w:jc w:val="center"/>
+      </w:pPr>
       <w:r>
         <w:rPr>
           <w:b/>
@@ -521,16 +481,8 @@
           <w:sz w:val="56"/>
           <w:szCs w:val="56"/>
         </w:rPr>
-      </w:pPr>
-      <w:r>
-        <w:rPr>
-          <w:b/>
-          <w:bCs/>
-          <w:sz w:val="56"/>
-          <w:szCs w:val="56"/>
-        </w:rPr>
-        <w:t xml:space="preserve">                 </w:t>
-      </w:r>
+        <w:jc w:val="center"/>
+      </w:pPr>
       <w:proofErr w:type="gramStart"/>
       <w:r>
         <w:rPr>
@@ -569,16 +521,8 @@
           <w:sz w:val="56"/>
           <w:szCs w:val="56"/>
         </w:rPr>
-      </w:pPr>
-      <w:r>
-        <w:rPr>
-          <w:b/>
-          <w:bCs/>
-          <w:sz w:val="56"/>
-          <w:szCs w:val="56"/>
-        </w:rPr>
-        <w:t xml:space="preserve">                 </w:t>
-      </w:r>
+        <w:jc w:val="center"/>
+      </w:pPr>
       <w:proofErr w:type="gramStart"/>
       <w:r>
         <w:rPr>
@@ -627,26 +571,8 @@
           <w:sz w:val="56"/>
           <w:szCs w:val="56"/>
         </w:rPr>
-      </w:pPr>
-      <w:r>
-        <w:rPr>
-          <w:b/>
-          <w:bCs/>
-          <w:sz w:val="56"/>
-          <w:szCs w:val="56"/>
-        </w:rPr>
-        <w:tab/>
-        <w:t xml:space="preserve">       </w:t>
-      </w:r>
-      <w:r>
-        <w:rPr>
-          <w:b/>
-          <w:bCs/>
-          <w:sz w:val="56"/>
-          <w:szCs w:val="56"/>
-        </w:rPr>
-        <w:t xml:space="preserve">   </w:t>
-      </w:r>
+        <w:jc w:val="center"/>
+      </w:pPr>
       <w:r>
         <w:rPr>
           <w:b/>
@@ -676,16 +602,8 @@
           <w:szCs w:val="28"/>
           <w:lang w:val="es-MX"/>
         </w:rPr>
-      </w:pPr>
-      <w:r>
-        <w:rPr>
-          <w:b/>
-          <w:bCs/>
-          <w:sz w:val="56"/>
-          <w:szCs w:val="56"/>
-        </w:rPr>
-        <w:t xml:space="preserve"> </w:t>
-      </w:r>
+        <w:jc w:val="center"/>
+      </w:pPr>
       <w:r>
         <w:rPr>
           <w:b/>
